--- a/원고/3부/러시아어_컨설턴트_38아크.docx
+++ b/원고/3부/러시아어_컨설턴트_38아크.docx
@@ -1285,6 +1285,42 @@
         <w:pStyle w:val="BodyText"/>
       </w:pPr>
       <w:r>
+        <w:rPr>
+          <w:bCs/>
+          <w:b/>
+        </w:rPr>
+        <w:t xml:space="preserve">Настя:</w:t>
+      </w:r>
+      <w:r>
+        <w:t xml:space="preserve"> </w:t>
+      </w:r>
+      <w:r>
+        <w:t xml:space="preserve">(Поднимая бокал) И за то, что нас стало на одного больше. Как у Пушкина: «Друзья мои, прекрасен наш союз! / Он, как душа, неразделим и вечен…»</w:t>
+      </w:r>
+    </w:p>
+    <w:p>
+      <w:pPr>
+        <w:pStyle w:val="BodyText"/>
+      </w:pPr>
+      <w:r>
+        <w:rPr>
+          <w:bCs/>
+          <w:b/>
+        </w:rPr>
+        <w:t xml:space="preserve">Полина:</w:t>
+      </w:r>
+      <w:r>
+        <w:t xml:space="preserve"> </w:t>
+      </w:r>
+      <w:r>
+        <w:t xml:space="preserve">(Смущённо улыбаясь) За союз!</w:t>
+      </w:r>
+    </w:p>
+    <w:p>
+      <w:pPr>
+        <w:pStyle w:val="BodyText"/>
+      </w:pPr>
+      <w:r>
         <w:t xml:space="preserve">일주일 후, 아리스타르흐로부터 걸려온 축하 전화입니다.</w:t>
       </w:r>
     </w:p>
@@ -3860,6 +3896,60 @@
       </w:r>
       <w:r>
         <w:t xml:space="preserve">Спасибо тебе. Идём — домой.</w:t>
+      </w:r>
+    </w:p>
+    <w:p>
+      <w:pPr>
+        <w:pStyle w:val="BodyText"/>
+      </w:pPr>
+      <w:r>
+        <w:rPr>
+          <w:bCs/>
+          <w:b/>
+        </w:rPr>
+        <w:t xml:space="preserve">Кирилл:</w:t>
+      </w:r>
+      <w:r>
+        <w:t xml:space="preserve"> </w:t>
+      </w:r>
+      <w:r>
+        <w:t xml:space="preserve">(Остановившись на пороге) Знаешь, о чём я думаю? Три года мы слушали людей — шахтёров, поваров, банкиров — и в самые трудные дни все они говорили с нами на одном языке.</w:t>
+      </w:r>
+    </w:p>
+    <w:p>
+      <w:pPr>
+        <w:pStyle w:val="BodyText"/>
+      </w:pPr>
+      <w:r>
+        <w:rPr>
+          <w:bCs/>
+          <w:b/>
+        </w:rPr>
+        <w:t xml:space="preserve">Настя:</w:t>
+      </w:r>
+      <w:r>
+        <w:t xml:space="preserve"> </w:t>
+      </w:r>
+      <w:r>
+        <w:t xml:space="preserve">На языке правды?</w:t>
+      </w:r>
+    </w:p>
+    <w:p>
+      <w:pPr>
+        <w:pStyle w:val="BodyText"/>
+      </w:pPr>
+      <w:r>
+        <w:rPr>
+          <w:bCs/>
+          <w:b/>
+        </w:rPr>
+        <w:t xml:space="preserve">Кирилл:</w:t>
+      </w:r>
+      <w:r>
+        <w:t xml:space="preserve"> </w:t>
+      </w:r>
+      <w:r>
+        <w:t xml:space="preserve">(Улыбаясь) На русском. Как у Тургенева: «Во дни сомнений, во дни тягостных раздумий о судьбах моей родины, — ты один мне поддержка и опора, о великий, могучий, правдивый и свободный русский язык!»</w:t>
       </w:r>
     </w:p>
     <w:sectPr/>

--- a/원고/3부/러시아어_컨설턴트_38아크.docx
+++ b/원고/3부/러시아어_컨설턴트_38아크.docx
@@ -3950,6 +3950,222 @@
       </w:r>
       <w:r>
         <w:t xml:space="preserve">(Улыбаясь) На русском. Как у Тургенева: «Во дни сомнений, во дни тягостных раздумий о судьбах моей родины, — ты один мне поддержка и опора, о великий, могучий, правдивый и свободный русский язык!»</w:t>
+      </w:r>
+    </w:p>
+    <w:p>
+      <w:r>
+        <w:br w:type="page"/>
+      </w:r>
+    </w:p>
+    <w:p>
+      <w:pPr>
+        <w:pStyle w:val="BodyText"/>
+      </w:pPr>
+      <w:r>
+        <w:rPr>
+          <w:b/>
+          <w:bCs/>
+          <w:sz w:val="32"/>
+          <w:szCs w:val="32"/>
+        </w:rPr>
+        <w:t xml:space="preserve">📚 인용 해설 노트 — 38아크</w:t>
+      </w:r>
+    </w:p>
+    <w:p>
+      <w:pPr>
+        <w:pStyle w:val="BodyText"/>
+      </w:pPr>
+      <w:r>
+        <w:rPr/>
+        <w:t xml:space="preserve">이 화에 나온 러시아 고전 인용과 속담의 뜻, 원작 맥락, 쓰인 장면, 실제 대화에서 쓰는 요령을 정리했습니다.</w:t>
+      </w:r>
+    </w:p>
+    <w:p>
+      <w:pPr>
+        <w:pStyle w:val="BodyText"/>
+      </w:pPr>
+      <w:r>
+        <w:rPr>
+          <w:b/>
+          <w:bCs/>
+          <w:sz w:val="24"/>
+          <w:szCs w:val="24"/>
+        </w:rPr>
+        <w:t xml:space="preserve">인용 1 · «Друзья мои, прекрасен наш союз! / Он, как душа, неразделим и вечен…»</w:t>
+      </w:r>
+    </w:p>
+    <w:p>
+      <w:pPr>
+        <w:pStyle w:val="BodyText"/>
+      </w:pPr>
+      <w:r>
+        <w:rPr>
+          <w:b/>
+          <w:bCs/>
+        </w:rPr>
+        <w:t xml:space="preserve">출전: </w:t>
+      </w:r>
+      <w:r>
+        <w:rPr/>
+        <w:t xml:space="preserve">알렉산드르 푸시킨, 시 「10월 19일」(19 октября, 1825)</w:t>
+      </w:r>
+    </w:p>
+    <w:p>
+      <w:pPr>
+        <w:pStyle w:val="BodyText"/>
+      </w:pPr>
+      <w:r>
+        <w:rPr>
+          <w:b/>
+          <w:bCs/>
+        </w:rPr>
+        <w:t xml:space="preserve">뜻: </w:t>
+      </w:r>
+      <w:r>
+        <w:rPr/>
+        <w:t xml:space="preserve">친구들이여, 우리의 결속은 아름답다! 영혼처럼 나눌 수 없고 영원하다.</w:t>
+      </w:r>
+    </w:p>
+    <w:p>
+      <w:pPr>
+        <w:pStyle w:val="BodyText"/>
+      </w:pPr>
+      <w:r>
+        <w:rPr>
+          <w:b/>
+          <w:bCs/>
+        </w:rPr>
+        <w:t xml:space="preserve">원작·유래: </w:t>
+      </w:r>
+      <w:r>
+        <w:rPr/>
+        <w:t xml:space="preserve">차르스코예 셀로 리체이(귀족 학교) 개교 기념일인 10월 19일에 동창들을 그리며 쓴 시입니다. 러시아에서 우정과 동료애를 노래하는 가장 대표적인 구절입니다.</w:t>
+      </w:r>
+    </w:p>
+    <w:p>
+      <w:pPr>
+        <w:pStyle w:val="BodyText"/>
+      </w:pPr>
+      <w:r>
+        <w:rPr>
+          <w:b/>
+          <w:bCs/>
+        </w:rPr>
+        <w:t xml:space="preserve">이 화에서: </w:t>
+      </w:r>
+      <w:r>
+        <w:rPr/>
+        <w:t xml:space="preserve">회사 창립 1주년, 폴리나가 정식으로 합류한 날 저녁 건배 자리에서 나스탸가 인용하고 폴리나가 '연합을 위하여!'라고 답합니다.</w:t>
+      </w:r>
+    </w:p>
+    <w:p>
+      <w:pPr>
+        <w:pStyle w:val="BodyText"/>
+      </w:pPr>
+      <w:r>
+        <w:rPr>
+          <w:b/>
+          <w:bCs/>
+        </w:rPr>
+        <w:t xml:space="preserve">대화 활용 팁: </w:t>
+      </w:r>
+      <w:r>
+        <w:rPr/>
+        <w:t xml:space="preserve">동창회, 팀 회식, 창립 기념일 건배사로 최고의 인용입니다. 러시아식 건배(тост) 문화에서 아주 사랑받는 구절입니다.</w:t>
+      </w:r>
+    </w:p>
+    <w:p>
+      <w:pPr>
+        <w:pStyle w:val="BodyText"/>
+      </w:pPr>
+      <w:r>
+        <w:rPr>
+          <w:b/>
+          <w:bCs/>
+          <w:sz w:val="24"/>
+          <w:szCs w:val="24"/>
+        </w:rPr>
+        <w:t xml:space="preserve">인용 2 · «Во дни сомнений, во дни тягостных раздумий о судьбах моей родины, — ты один мне поддержка и опора, о великий, могучий, правдивый и свободный русский язык!»</w:t>
+      </w:r>
+    </w:p>
+    <w:p>
+      <w:pPr>
+        <w:pStyle w:val="BodyText"/>
+      </w:pPr>
+      <w:r>
+        <w:rPr>
+          <w:b/>
+          <w:bCs/>
+        </w:rPr>
+        <w:t xml:space="preserve">출전: </w:t>
+      </w:r>
+      <w:r>
+        <w:rPr/>
+        <w:t xml:space="preserve">이반 투르게네프, 산문시 「러시아어」(Русский язык, 1882)</w:t>
+      </w:r>
+    </w:p>
+    <w:p>
+      <w:pPr>
+        <w:pStyle w:val="BodyText"/>
+      </w:pPr>
+      <w:r>
+        <w:rPr>
+          <w:b/>
+          <w:bCs/>
+        </w:rPr>
+        <w:t xml:space="preserve">뜻: </w:t>
+      </w:r>
+      <w:r>
+        <w:rPr/>
+        <w:t xml:space="preserve">의심의 날들에, 조국의 운명을 두고 괴로이 생각하는 날들에, 너만이 나의 버팀목이다. 오 위대하고 힘차고 진실하고 자유로운 러시아어여!</w:t>
+      </w:r>
+    </w:p>
+    <w:p>
+      <w:pPr>
+        <w:pStyle w:val="BodyText"/>
+      </w:pPr>
+      <w:r>
+        <w:rPr>
+          <w:b/>
+          <w:bCs/>
+        </w:rPr>
+        <w:t xml:space="preserve">원작·유래: </w:t>
+      </w:r>
+      <w:r>
+        <w:rPr/>
+        <w:t xml:space="preserve">말년에 프랑스에서 지내던 투르게네프가 조국을 그리며 쓴 산문시입니다. «великий и могучий русский язык»(위대하고 힘찬 러시아어)는 러시아어 자체를 부르는 관용 표현이 됐습니다.</w:t>
+      </w:r>
+    </w:p>
+    <w:p>
+      <w:pPr>
+        <w:pStyle w:val="BodyText"/>
+      </w:pPr>
+      <w:r>
+        <w:rPr>
+          <w:b/>
+          <w:bCs/>
+        </w:rPr>
+        <w:t xml:space="preserve">이 화에서: </w:t>
+      </w:r>
+      <w:r>
+        <w:rPr/>
+        <w:t xml:space="preserve">시리즈 전체의 마지막 장면입니다. 광부, 셰프, 은행원과 함께한 3년을 돌아보며 키릴이 '모두가 가장 힘든 날 같은 언어로 이야기했다'며 인용합니다.</w:t>
+      </w:r>
+    </w:p>
+    <w:p>
+      <w:pPr>
+        <w:pStyle w:val="BodyText"/>
+      </w:pPr>
+      <w:r>
+        <w:rPr>
+          <w:b/>
+          <w:bCs/>
+        </w:rPr>
+        <w:t xml:space="preserve">대화 활용 팁: </w:t>
+      </w:r>
+      <w:r>
+        <w:rPr/>
+        <w:t xml:space="preserve">러시아어를 배우는 사람에게 가장 상징적인 인용입니다. 러시아인 앞에서 «великий и могучий»만 언급해도 러시아어에 대한 존중이 전해져 큰 호감을 얻습니다. 러시아어 실력을 칭찬받았을 때 겸손하게 답하는 말로도 좋습니다.</w:t>
       </w:r>
     </w:p>
     <w:sectPr/>
